--- a/public/templates/ISP_template.docx
+++ b/public/templates/ISP_template.docx
@@ -253,10 +253,9 @@
             <w:tcW w:w="5608" w:type="dxa"/>
             <w:gridSpan w:val="3"/>
             <w:tcBorders>
-              <w:top w:val="single" w:sz="4" w:space="0" w:color="000000"/>
-              <w:start w:val="single" w:sz="4" w:space="0" w:color="000000"/>
-              <w:bottom w:val="single" w:sz="4" w:space="0" w:color="000000"/>
-              <w:end w:val="single" w:sz="12" w:space="0" w:color="000000"/>
+              <w:top w:val="single" w:sz="6" w:space="0" w:color="000000"/>
+              <w:start w:val="single" w:sz="6" w:space="0" w:color="000000"/>
+              <w:bottom w:val="single" w:sz="6" w:space="0" w:color="000000"/>
             </w:tcBorders>
             <w:vAlign w:val="center"/>
           </w:tcPr>
@@ -304,10 +303,10 @@
             <w:tcW w:w="6759" w:type="dxa"/>
             <w:gridSpan w:val="2"/>
             <w:tcBorders>
-              <w:top w:val="single" w:sz="4" w:space="0" w:color="000000"/>
-              <w:start w:val="single" w:sz="12" w:space="0" w:color="000000"/>
-              <w:bottom w:val="single" w:sz="4" w:space="0" w:color="000000"/>
-              <w:end w:val="single" w:sz="4" w:space="0" w:color="000000"/>
+              <w:top w:val="single" w:sz="6" w:space="0" w:color="000000"/>
+              <w:start w:val="single" w:sz="6" w:space="0" w:color="000000"/>
+              <w:bottom w:val="single" w:sz="6" w:space="0" w:color="000000"/>
+              <w:end w:val="single" w:sz="6" w:space="0" w:color="000000"/>
             </w:tcBorders>
           </w:tcPr>
           <w:p>
@@ -348,10 +347,8 @@
           <w:tcPr>
             <w:tcW w:w="927" w:type="dxa"/>
             <w:tcBorders>
-              <w:top w:val="single" w:sz="4" w:space="0" w:color="000000"/>
-              <w:start w:val="single" w:sz="4" w:space="0" w:color="000000"/>
-              <w:bottom w:val="single" w:sz="4" w:space="0" w:color="000000"/>
-              <w:end w:val="single" w:sz="4" w:space="0" w:color="000000"/>
+              <w:start w:val="single" w:sz="6" w:space="0" w:color="000000"/>
+              <w:bottom w:val="single" w:sz="6" w:space="0" w:color="000000"/>
             </w:tcBorders>
             <w:vAlign w:val="center"/>
           </w:tcPr>
@@ -379,10 +376,8 @@
           <w:tcPr>
             <w:tcW w:w="1620" w:type="dxa"/>
             <w:tcBorders>
-              <w:top w:val="single" w:sz="4" w:space="0" w:color="000000"/>
-              <w:start w:val="single" w:sz="4" w:space="0" w:color="000000"/>
-              <w:bottom w:val="single" w:sz="4" w:space="0" w:color="000000"/>
-              <w:end w:val="single" w:sz="4" w:space="0" w:color="000000"/>
+              <w:start w:val="single" w:sz="6" w:space="0" w:color="000000"/>
+              <w:bottom w:val="single" w:sz="6" w:space="0" w:color="000000"/>
             </w:tcBorders>
             <w:vAlign w:val="center"/>
           </w:tcPr>
@@ -411,10 +406,8 @@
           <w:tcPr>
             <w:tcW w:w="3061" w:type="dxa"/>
             <w:tcBorders>
-              <w:top w:val="single" w:sz="4" w:space="0" w:color="000000"/>
-              <w:start w:val="single" w:sz="4" w:space="0" w:color="000000"/>
-              <w:bottom w:val="single" w:sz="4" w:space="0" w:color="000000"/>
-              <w:end w:val="single" w:sz="12" w:space="0" w:color="000000"/>
+              <w:start w:val="single" w:sz="6" w:space="0" w:color="000000"/>
+              <w:bottom w:val="single" w:sz="6" w:space="0" w:color="000000"/>
             </w:tcBorders>
             <w:vAlign w:val="center"/>
           </w:tcPr>
@@ -443,10 +436,8 @@
           <w:tcPr>
             <w:tcW w:w="1620" w:type="dxa"/>
             <w:tcBorders>
-              <w:top w:val="single" w:sz="4" w:space="0" w:color="000000"/>
-              <w:start w:val="single" w:sz="12" w:space="0" w:color="000000"/>
-              <w:bottom w:val="single" w:sz="4" w:space="0" w:color="000000"/>
-              <w:end w:val="single" w:sz="4" w:space="0" w:color="000000"/>
+              <w:start w:val="single" w:sz="6" w:space="0" w:color="000000"/>
+              <w:bottom w:val="single" w:sz="6" w:space="0" w:color="000000"/>
             </w:tcBorders>
             <w:vAlign w:val="center"/>
           </w:tcPr>
@@ -475,10 +466,9 @@
           <w:tcPr>
             <w:tcW w:w="5139" w:type="dxa"/>
             <w:tcBorders>
-              <w:top w:val="single" w:sz="4" w:space="0" w:color="000000"/>
-              <w:start w:val="single" w:sz="4" w:space="0" w:color="000000"/>
-              <w:bottom w:val="single" w:sz="4" w:space="0" w:color="000000"/>
-              <w:end w:val="single" w:sz="4" w:space="0" w:color="000000"/>
+              <w:start w:val="single" w:sz="6" w:space="0" w:color="000000"/>
+              <w:bottom w:val="single" w:sz="6" w:space="0" w:color="000000"/>
+              <w:end w:val="single" w:sz="6" w:space="0" w:color="000000"/>
             </w:tcBorders>
             <w:vAlign w:val="center"/>
           </w:tcPr>
@@ -509,7 +499,10 @@
         <w:tc>
           <w:tcPr>
             <w:tcW w:w="927" w:type="dxa"/>
-            <w:tcBorders/>
+            <w:tcBorders>
+              <w:start w:val="single" w:sz="6" w:space="0" w:color="000000"/>
+              <w:bottom w:val="single" w:sz="6" w:space="0" w:color="000000"/>
+            </w:tcBorders>
           </w:tcPr>
           <w:p>
             <w:pPr>
@@ -518,14 +511,17 @@
             </w:pPr>
             <w:r>
               <w:rPr/>
-              <w:t>{{#domains}}{{domainName}}</w:t>
+              <w:t xml:space="preserve">{{#goalRows}}{{domainName}} </w:t>
             </w:r>
           </w:p>
         </w:tc>
         <w:tc>
           <w:tcPr>
             <w:tcW w:w="1620" w:type="dxa"/>
-            <w:tcBorders/>
+            <w:tcBorders>
+              <w:start w:val="single" w:sz="6" w:space="0" w:color="000000"/>
+              <w:bottom w:val="single" w:sz="6" w:space="0" w:color="000000"/>
+            </w:tcBorders>
           </w:tcPr>
           <w:p>
             <w:pPr>
@@ -534,22 +530,36 @@
             </w:pPr>
             <w:r>
               <w:rPr/>
-              <w:t>{{initial</w:t>
-            </w:r>
-            <w:r>
+              <w:t>{{initialLongTerm}}</w:t>
+            </w:r>
+          </w:p>
+        </w:tc>
+        <w:tc>
+          <w:tcPr>
+            <w:tcW w:w="3061" w:type="dxa"/>
+            <w:tcBorders>
+              <w:start w:val="single" w:sz="6" w:space="0" w:color="000000"/>
+              <w:bottom w:val="single" w:sz="6" w:space="0" w:color="000000"/>
+            </w:tcBorders>
+          </w:tcPr>
+          <w:p>
+            <w:pPr>
+              <w:pStyle w:val="Normal"/>
               <w:rPr/>
-              <w:t>L</w:t>
-            </w:r>
+            </w:pPr>
             <w:r>
               <w:rPr/>
-              <w:t>ongTerm}}</w:t>
-            </w:r>
-          </w:p>
-        </w:tc>
-        <w:tc>
-          <w:tcPr>
-            <w:tcW w:w="3061" w:type="dxa"/>
-            <w:tcBorders/>
+              <w:t>{{initialShortTerm}}</w:t>
+            </w:r>
+          </w:p>
+        </w:tc>
+        <w:tc>
+          <w:tcPr>
+            <w:tcW w:w="1620" w:type="dxa"/>
+            <w:tcBorders>
+              <w:start w:val="single" w:sz="6" w:space="0" w:color="000000"/>
+              <w:bottom w:val="single" w:sz="6" w:space="0" w:color="000000"/>
+            </w:tcBorders>
           </w:tcPr>
           <w:p>
             <w:pPr>
@@ -558,63 +568,27 @@
             </w:pPr>
             <w:r>
               <w:rPr/>
-              <w:t>{{initial</w:t>
-            </w:r>
-            <w:r>
+              <w:t>{{confirmedLongTerm}}</w:t>
+            </w:r>
+          </w:p>
+        </w:tc>
+        <w:tc>
+          <w:tcPr>
+            <w:tcW w:w="5139" w:type="dxa"/>
+            <w:tcBorders>
+              <w:start w:val="single" w:sz="6" w:space="0" w:color="000000"/>
+              <w:bottom w:val="single" w:sz="6" w:space="0" w:color="000000"/>
+              <w:end w:val="single" w:sz="6" w:space="0" w:color="000000"/>
+            </w:tcBorders>
+          </w:tcPr>
+          <w:p>
+            <w:pPr>
+              <w:pStyle w:val="Normal"/>
               <w:rPr/>
-              <w:t>S</w:t>
-            </w:r>
+            </w:pPr>
             <w:r>
               <w:rPr/>
-              <w:t>hortTerm}}</w:t>
-            </w:r>
-          </w:p>
-        </w:tc>
-        <w:tc>
-          <w:tcPr>
-            <w:tcW w:w="1620" w:type="dxa"/>
-            <w:tcBorders/>
-          </w:tcPr>
-          <w:p>
-            <w:pPr>
-              <w:pStyle w:val="Normal"/>
-              <w:rPr/>
-            </w:pPr>
-            <w:r>
-              <w:rPr/>
-              <w:t>{{confirmed</w:t>
-            </w:r>
-            <w:r>
-              <w:rPr/>
-              <w:t>L</w:t>
-            </w:r>
-            <w:r>
-              <w:rPr/>
-              <w:t>ongTerm}}</w:t>
-            </w:r>
-          </w:p>
-        </w:tc>
-        <w:tc>
-          <w:tcPr>
-            <w:tcW w:w="5139" w:type="dxa"/>
-            <w:tcBorders/>
-          </w:tcPr>
-          <w:p>
-            <w:pPr>
-              <w:pStyle w:val="Normal"/>
-              <w:rPr/>
-            </w:pPr>
-            <w:r>
-              <w:rPr/>
-              <w:t>{{confirmed</w:t>
-            </w:r>
-            <w:r>
-              <w:rPr/>
-              <w:t>S</w:t>
-            </w:r>
-            <w:r>
-              <w:rPr/>
-              <w:t>hortTerm}}{{/domains}}</w:t>
+              <w:t xml:space="preserve">{{confirmedShortTerm}}{{/goalRows}} </w:t>
             </w:r>
           </w:p>
         </w:tc>
@@ -904,8 +878,8 @@
       <w:lang w:val="zh-TW"/>
     </w:rPr>
   </w:style>
-  <w:style w:type="paragraph" w:styleId="user2">
-    <w:name w:val="頁首與頁尾 (user)"/>
+  <w:style w:type="paragraph" w:styleId="Style20">
+    <w:name w:val="頁首與頁尾"/>
     <w:basedOn w:val="Normal"/>
     <w:qFormat/>
     <w:pPr>
@@ -918,8 +892,8 @@
     </w:pPr>
     <w:rPr/>
   </w:style>
-  <w:style w:type="paragraph" w:styleId="Style20">
-    <w:name w:val="頁首與頁尾"/>
+  <w:style w:type="paragraph" w:styleId="user2">
+    <w:name w:val="頁首與頁尾 (user)"/>
     <w:basedOn w:val="Normal"/>
     <w:qFormat/>
     <w:pPr/>
@@ -957,8 +931,8 @@
       <w:szCs w:val="20"/>
     </w:rPr>
   </w:style>
-  <w:style w:type="paragraph" w:styleId="user3">
-    <w:name w:val="表格內容 (user)"/>
+  <w:style w:type="paragraph" w:styleId="Style21">
+    <w:name w:val="表格內容"/>
     <w:basedOn w:val="Normal"/>
     <w:qFormat/>
     <w:pPr>
@@ -967,9 +941,9 @@
     </w:pPr>
     <w:rPr/>
   </w:style>
-  <w:style w:type="paragraph" w:styleId="user4">
-    <w:name w:val="表格標題 (user)"/>
-    <w:basedOn w:val="user3"/>
+  <w:style w:type="paragraph" w:styleId="Style22">
+    <w:name w:val="表格標題"/>
+    <w:basedOn w:val="Style21"/>
     <w:qFormat/>
     <w:pPr>
       <w:suppressLineNumbers/>
